--- a/README.docx
+++ b/README.docx
@@ -399,12 +399,10 @@
         <w:pStyle w:val="Heading1"/>
       </w:pPr>
       <w:bookmarkStart w:id="0" w:name="_Toc533170798"/>
-      <w:proofErr w:type="spellStart"/>
       <w:r>
         <w:t>Requisites</w:t>
       </w:r>
       <w:bookmarkEnd w:id="0"/>
-      <w:proofErr w:type="spellEnd"/>
     </w:p>
     <w:p>
       <w:pPr>
@@ -716,8 +714,6 @@
         </w:rPr>
         <w:t>before sending the project.</w:t>
       </w:r>
-      <w:bookmarkStart w:id="1" w:name="_GoBack"/>
-      <w:bookmarkEnd w:id="1"/>
     </w:p>
     <w:p>
       <w:pPr>
@@ -726,14 +722,14 @@
           <w:lang w:val="en-US"/>
         </w:rPr>
       </w:pPr>
-      <w:bookmarkStart w:id="2" w:name="_Toc533170799"/>
+      <w:bookmarkStart w:id="1" w:name="_Toc533170799"/>
       <w:r>
         <w:rPr>
           <w:lang w:val="en-US"/>
         </w:rPr>
         <w:t>Use cases</w:t>
       </w:r>
-      <w:bookmarkEnd w:id="2"/>
+      <w:bookmarkEnd w:id="1"/>
     </w:p>
     <w:p>
       <w:pPr>
@@ -995,7 +991,7 @@
           <w:lang w:val="en-US"/>
         </w:rPr>
       </w:pPr>
-      <w:bookmarkStart w:id="3" w:name="_Toc533170800"/>
+      <w:bookmarkStart w:id="2" w:name="_Toc533170800"/>
       <w:r>
         <w:rPr>
           <w:lang w:val="en-US"/>
@@ -1003,7 +999,7 @@
         <w:lastRenderedPageBreak/>
         <w:t>Classes Definition</w:t>
       </w:r>
-      <w:bookmarkEnd w:id="3"/>
+      <w:bookmarkEnd w:id="2"/>
     </w:p>
     <w:p>
       <w:pPr>
@@ -1260,6 +1256,754 @@
           <w:lang w:val="en-US"/>
         </w:rPr>
       </w:pPr>
+    </w:p>
+    <w:p>
+      <w:pPr>
+        <w:pBdr>
+          <w:bottom w:val="single" w:sz="6" w:space="1" w:color="auto"/>
+        </w:pBdr>
+        <w:rPr>
+          <w:lang w:val="en-US"/>
+        </w:rPr>
+      </w:pPr>
+    </w:p>
+    <w:p>
+      <w:pPr>
+        <w:rPr>
+          <w:lang w:val="en-US"/>
+        </w:rPr>
+      </w:pPr>
+      <w:proofErr w:type="spellStart"/>
+      <w:r>
+        <w:rPr>
+          <w:lang w:val="en-US"/>
+        </w:rPr>
+        <w:t>Poštovani</w:t>
+      </w:r>
+      <w:proofErr w:type="spellEnd"/>
+      <w:r>
+        <w:rPr>
+          <w:lang w:val="en-US"/>
+        </w:rPr>
+        <w:t>,</w:t>
+      </w:r>
+    </w:p>
+    <w:p>
+      <w:pPr>
+        <w:rPr>
+          <w:lang w:val="en-US"/>
+        </w:rPr>
+      </w:pPr>
+    </w:p>
+    <w:p>
+      <w:pPr>
+        <w:rPr>
+          <w:lang w:val="en-US"/>
+        </w:rPr>
+      </w:pPr>
+      <w:proofErr w:type="spellStart"/>
+      <w:r>
+        <w:rPr>
+          <w:lang w:val="en-US"/>
+        </w:rPr>
+        <w:t>Dakle</w:t>
+      </w:r>
+      <w:proofErr w:type="spellEnd"/>
+      <w:r>
+        <w:rPr>
+          <w:lang w:val="en-US"/>
+        </w:rPr>
+        <w:t xml:space="preserve"> </w:t>
+      </w:r>
+      <w:proofErr w:type="spellStart"/>
+      <w:r>
+        <w:rPr>
+          <w:lang w:val="en-US"/>
+        </w:rPr>
+        <w:t>zadatak</w:t>
+      </w:r>
+      <w:proofErr w:type="spellEnd"/>
+      <w:r>
+        <w:rPr>
+          <w:lang w:val="en-US"/>
+        </w:rPr>
+        <w:t xml:space="preserve"> je </w:t>
+      </w:r>
+      <w:proofErr w:type="spellStart"/>
+      <w:r>
+        <w:rPr>
+          <w:lang w:val="en-US"/>
+        </w:rPr>
+        <w:t>napravljen</w:t>
+      </w:r>
+      <w:proofErr w:type="spellEnd"/>
+      <w:r>
+        <w:rPr>
+          <w:lang w:val="en-US"/>
+        </w:rPr>
+        <w:t xml:space="preserve"> u </w:t>
+      </w:r>
+      <w:proofErr w:type="spellStart"/>
+      <w:r>
+        <w:rPr>
+          <w:lang w:val="en-US"/>
+        </w:rPr>
+        <w:t>nekakvoj</w:t>
+      </w:r>
+      <w:proofErr w:type="spellEnd"/>
+      <w:r>
+        <w:rPr>
+          <w:lang w:val="en-US"/>
+        </w:rPr>
+        <w:t xml:space="preserve"> </w:t>
+      </w:r>
+      <w:proofErr w:type="spellStart"/>
+      <w:r>
+        <w:rPr>
+          <w:lang w:val="en-US"/>
+        </w:rPr>
+        <w:t>žurbi</w:t>
+      </w:r>
+      <w:proofErr w:type="spellEnd"/>
+      <w:r>
+        <w:rPr>
+          <w:lang w:val="en-US"/>
+        </w:rPr>
+        <w:t xml:space="preserve"> s </w:t>
+      </w:r>
+      <w:proofErr w:type="spellStart"/>
+      <w:r>
+        <w:rPr>
+          <w:lang w:val="en-US"/>
+        </w:rPr>
+        <w:t>dosta</w:t>
+      </w:r>
+      <w:proofErr w:type="spellEnd"/>
+      <w:r>
+        <w:rPr>
+          <w:lang w:val="en-US"/>
+        </w:rPr>
+        <w:t xml:space="preserve"> </w:t>
+      </w:r>
+      <w:proofErr w:type="spellStart"/>
+      <w:r>
+        <w:rPr>
+          <w:lang w:val="en-US"/>
+        </w:rPr>
+        <w:t>probema</w:t>
+      </w:r>
+      <w:proofErr w:type="spellEnd"/>
+      <w:r>
+        <w:rPr>
+          <w:lang w:val="en-US"/>
+        </w:rPr>
+        <w:t xml:space="preserve"> o the way (last win update) </w:t>
+      </w:r>
+      <w:proofErr w:type="spellStart"/>
+      <w:r>
+        <w:rPr>
+          <w:lang w:val="en-US"/>
+        </w:rPr>
+        <w:t>tu</w:t>
+      </w:r>
+      <w:proofErr w:type="spellEnd"/>
+      <w:r>
+        <w:rPr>
+          <w:lang w:val="en-US"/>
+        </w:rPr>
+        <w:t xml:space="preserve"> mi se </w:t>
+      </w:r>
+      <w:proofErr w:type="spellStart"/>
+      <w:r>
+        <w:rPr>
+          <w:lang w:val="en-US"/>
+        </w:rPr>
+        <w:t>skršilo</w:t>
+      </w:r>
+      <w:proofErr w:type="spellEnd"/>
+      <w:r>
+        <w:rPr>
+          <w:lang w:val="en-US"/>
+        </w:rPr>
+        <w:t xml:space="preserve"> </w:t>
+      </w:r>
+      <w:proofErr w:type="spellStart"/>
+      <w:r>
+        <w:rPr>
+          <w:lang w:val="en-US"/>
+        </w:rPr>
+        <w:t>skoro</w:t>
+      </w:r>
+      <w:proofErr w:type="spellEnd"/>
+      <w:r>
+        <w:rPr>
+          <w:lang w:val="en-US"/>
+        </w:rPr>
+        <w:t xml:space="preserve"> </w:t>
+      </w:r>
+      <w:proofErr w:type="spellStart"/>
+      <w:r>
+        <w:rPr>
+          <w:lang w:val="en-US"/>
+        </w:rPr>
+        <w:t>sve</w:t>
+      </w:r>
+      <w:proofErr w:type="spellEnd"/>
+      <w:r>
+        <w:rPr>
+          <w:lang w:val="en-US"/>
+        </w:rPr>
+        <w:t>.</w:t>
+      </w:r>
+    </w:p>
+    <w:p>
+      <w:pPr>
+        <w:rPr>
+          <w:lang w:val="en-US"/>
+        </w:rPr>
+      </w:pPr>
+      <w:proofErr w:type="spellStart"/>
+      <w:r>
+        <w:rPr>
+          <w:lang w:val="en-US"/>
+        </w:rPr>
+        <w:t>Dakle</w:t>
+      </w:r>
+      <w:proofErr w:type="spellEnd"/>
+      <w:r>
+        <w:rPr>
+          <w:lang w:val="en-US"/>
+        </w:rPr>
+        <w:t xml:space="preserve"> </w:t>
+      </w:r>
+      <w:proofErr w:type="spellStart"/>
+      <w:r>
+        <w:rPr>
+          <w:lang w:val="en-US"/>
+        </w:rPr>
+        <w:t>prvi</w:t>
+      </w:r>
+      <w:proofErr w:type="spellEnd"/>
+      <w:r>
+        <w:rPr>
+          <w:lang w:val="en-US"/>
+        </w:rPr>
+        <w:t xml:space="preserve"> </w:t>
+      </w:r>
+      <w:proofErr w:type="spellStart"/>
+      <w:r>
+        <w:rPr>
+          <w:lang w:val="en-US"/>
+        </w:rPr>
+        <w:t>dio</w:t>
+      </w:r>
+      <w:proofErr w:type="spellEnd"/>
+      <w:r>
+        <w:rPr>
+          <w:lang w:val="en-US"/>
+        </w:rPr>
+        <w:t xml:space="preserve"> </w:t>
+      </w:r>
+      <w:proofErr w:type="spellStart"/>
+      <w:proofErr w:type="gramStart"/>
+      <w:r>
+        <w:rPr>
+          <w:lang w:val="en-US"/>
+        </w:rPr>
+        <w:t>koda</w:t>
+      </w:r>
+      <w:proofErr w:type="spellEnd"/>
+      <w:r>
+        <w:rPr>
+          <w:lang w:val="en-US"/>
+        </w:rPr>
+        <w:t xml:space="preserve"> :</w:t>
+      </w:r>
+      <w:proofErr w:type="gramEnd"/>
+      <w:r>
+        <w:rPr>
+          <w:lang w:val="en-US"/>
+        </w:rPr>
+        <w:t xml:space="preserve"> u </w:t>
+      </w:r>
+      <w:proofErr w:type="spellStart"/>
+      <w:r>
+        <w:rPr>
+          <w:lang w:val="en-US"/>
+        </w:rPr>
+        <w:t>meniju</w:t>
+      </w:r>
+      <w:proofErr w:type="spellEnd"/>
+      <w:r>
+        <w:rPr>
+          <w:lang w:val="en-US"/>
+        </w:rPr>
+        <w:t xml:space="preserve"> Products I Catalog </w:t>
+      </w:r>
+      <w:proofErr w:type="spellStart"/>
+      <w:r>
+        <w:rPr>
+          <w:lang w:val="en-US"/>
+        </w:rPr>
+        <w:t>su</w:t>
+      </w:r>
+      <w:proofErr w:type="spellEnd"/>
+      <w:r>
+        <w:rPr>
+          <w:lang w:val="en-US"/>
+        </w:rPr>
+        <w:t xml:space="preserve"> </w:t>
+      </w:r>
+      <w:proofErr w:type="spellStart"/>
+      <w:r>
+        <w:rPr>
+          <w:lang w:val="en-US"/>
+        </w:rPr>
+        <w:t>napravljeni</w:t>
+      </w:r>
+      <w:proofErr w:type="spellEnd"/>
+      <w:r>
+        <w:rPr>
+          <w:lang w:val="en-US"/>
+        </w:rPr>
+        <w:t xml:space="preserve"> da se </w:t>
+      </w:r>
+      <w:proofErr w:type="spellStart"/>
+      <w:r>
+        <w:rPr>
+          <w:lang w:val="en-US"/>
+        </w:rPr>
+        <w:t>pregledava</w:t>
+      </w:r>
+      <w:proofErr w:type="spellEnd"/>
+      <w:r>
+        <w:rPr>
+          <w:lang w:val="en-US"/>
+        </w:rPr>
+        <w:t xml:space="preserve"> </w:t>
+      </w:r>
+      <w:proofErr w:type="spellStart"/>
+      <w:r>
+        <w:rPr>
+          <w:lang w:val="en-US"/>
+        </w:rPr>
+        <w:t>samo</w:t>
+      </w:r>
+      <w:proofErr w:type="spellEnd"/>
+      <w:r>
+        <w:rPr>
+          <w:lang w:val="en-US"/>
+        </w:rPr>
+        <w:t xml:space="preserve"> Products po </w:t>
+      </w:r>
+      <w:proofErr w:type="spellStart"/>
+      <w:r>
+        <w:rPr>
+          <w:lang w:val="en-US"/>
+        </w:rPr>
+        <w:t>orginal</w:t>
+      </w:r>
+      <w:proofErr w:type="spellEnd"/>
+      <w:r>
+        <w:rPr>
+          <w:lang w:val="en-US"/>
+        </w:rPr>
+        <w:t xml:space="preserve"> </w:t>
+      </w:r>
+      <w:proofErr w:type="spellStart"/>
+      <w:r>
+        <w:rPr>
+          <w:lang w:val="en-US"/>
+        </w:rPr>
+        <w:t>Modelu</w:t>
+      </w:r>
+      <w:proofErr w:type="spellEnd"/>
+      <w:r>
+        <w:rPr>
+          <w:lang w:val="en-US"/>
+        </w:rPr>
+        <w:t xml:space="preserve"> bez </w:t>
+      </w:r>
+      <w:proofErr w:type="spellStart"/>
+      <w:r>
+        <w:rPr>
+          <w:lang w:val="en-US"/>
+        </w:rPr>
+        <w:t>modifikacija</w:t>
+      </w:r>
+      <w:proofErr w:type="spellEnd"/>
+      <w:r>
+        <w:rPr>
+          <w:lang w:val="en-US"/>
+        </w:rPr>
+        <w:t xml:space="preserve"> </w:t>
+      </w:r>
+      <w:proofErr w:type="spellStart"/>
+      <w:r>
+        <w:rPr>
+          <w:lang w:val="en-US"/>
+        </w:rPr>
+        <w:t>ali</w:t>
+      </w:r>
+      <w:proofErr w:type="spellEnd"/>
+      <w:r>
+        <w:rPr>
+          <w:lang w:val="en-US"/>
+        </w:rPr>
+        <w:t xml:space="preserve"> s par </w:t>
+      </w:r>
+      <w:proofErr w:type="spellStart"/>
+      <w:r>
+        <w:rPr>
+          <w:lang w:val="en-US"/>
+        </w:rPr>
+        <w:t>dodataka</w:t>
+      </w:r>
+      <w:proofErr w:type="spellEnd"/>
+      <w:r>
+        <w:rPr>
+          <w:lang w:val="en-US"/>
+        </w:rPr>
+        <w:t xml:space="preserve"> (paging, </w:t>
+      </w:r>
+      <w:proofErr w:type="spellStart"/>
+      <w:r>
+        <w:rPr>
+          <w:lang w:val="en-US"/>
+        </w:rPr>
+        <w:t>search,sort</w:t>
+      </w:r>
+      <w:proofErr w:type="spellEnd"/>
+      <w:r>
+        <w:rPr>
+          <w:lang w:val="en-US"/>
+        </w:rPr>
+        <w:t xml:space="preserve">), </w:t>
+      </w:r>
+      <w:proofErr w:type="spellStart"/>
+      <w:r>
+        <w:rPr>
+          <w:lang w:val="en-US"/>
+        </w:rPr>
+        <w:t>kasnije</w:t>
+      </w:r>
+      <w:proofErr w:type="spellEnd"/>
+      <w:r>
+        <w:rPr>
+          <w:lang w:val="en-US"/>
+        </w:rPr>
+        <w:t xml:space="preserve"> </w:t>
+      </w:r>
+      <w:proofErr w:type="spellStart"/>
+      <w:r>
+        <w:rPr>
+          <w:lang w:val="en-US"/>
+        </w:rPr>
+        <w:t>sam</w:t>
+      </w:r>
+      <w:proofErr w:type="spellEnd"/>
+      <w:r>
+        <w:rPr>
+          <w:lang w:val="en-US"/>
+        </w:rPr>
+        <w:t xml:space="preserve"> </w:t>
+      </w:r>
+      <w:proofErr w:type="spellStart"/>
+      <w:r>
+        <w:rPr>
+          <w:lang w:val="en-US"/>
+        </w:rPr>
+        <w:t>napravio</w:t>
+      </w:r>
+      <w:proofErr w:type="spellEnd"/>
+      <w:r>
+        <w:rPr>
+          <w:lang w:val="en-US"/>
+        </w:rPr>
+        <w:t xml:space="preserve"> </w:t>
+      </w:r>
+      <w:proofErr w:type="spellStart"/>
+      <w:r>
+        <w:rPr>
+          <w:lang w:val="en-US"/>
+        </w:rPr>
+        <w:t>Kako</w:t>
+      </w:r>
+      <w:proofErr w:type="spellEnd"/>
+      <w:r>
+        <w:rPr>
+          <w:lang w:val="en-US"/>
+        </w:rPr>
+        <w:t xml:space="preserve"> je </w:t>
+      </w:r>
+      <w:proofErr w:type="spellStart"/>
+      <w:r>
+        <w:rPr>
+          <w:lang w:val="en-US"/>
+        </w:rPr>
+        <w:t>traženo</w:t>
+      </w:r>
+      <w:proofErr w:type="spellEnd"/>
+      <w:r>
+        <w:rPr>
+          <w:lang w:val="en-US"/>
+        </w:rPr>
+        <w:t xml:space="preserve"> </w:t>
+      </w:r>
+      <w:proofErr w:type="spellStart"/>
+      <w:r>
+        <w:rPr>
+          <w:lang w:val="en-US"/>
+        </w:rPr>
+        <w:t>ali</w:t>
+      </w:r>
+      <w:proofErr w:type="spellEnd"/>
+      <w:r>
+        <w:rPr>
+          <w:lang w:val="en-US"/>
+        </w:rPr>
+        <w:t xml:space="preserve"> s </w:t>
+      </w:r>
+      <w:proofErr w:type="spellStart"/>
+      <w:r>
+        <w:rPr>
+          <w:lang w:val="en-US"/>
+        </w:rPr>
+        <w:t>svojom</w:t>
+      </w:r>
+      <w:proofErr w:type="spellEnd"/>
+      <w:r>
+        <w:rPr>
+          <w:lang w:val="en-US"/>
+        </w:rPr>
+        <w:t xml:space="preserve"> </w:t>
+      </w:r>
+      <w:proofErr w:type="spellStart"/>
+      <w:r>
+        <w:rPr>
+          <w:lang w:val="en-US"/>
+        </w:rPr>
+        <w:t>bazom</w:t>
+      </w:r>
+      <w:proofErr w:type="spellEnd"/>
+      <w:r>
+        <w:rPr>
+          <w:lang w:val="en-US"/>
+        </w:rPr>
+        <w:t xml:space="preserve"> I </w:t>
+      </w:r>
+      <w:proofErr w:type="spellStart"/>
+      <w:r>
+        <w:rPr>
+          <w:lang w:val="en-US"/>
+        </w:rPr>
+        <w:t>svojim</w:t>
+      </w:r>
+      <w:proofErr w:type="spellEnd"/>
+      <w:r>
+        <w:rPr>
+          <w:lang w:val="en-US"/>
+        </w:rPr>
+        <w:t xml:space="preserve"> </w:t>
+      </w:r>
+      <w:proofErr w:type="spellStart"/>
+      <w:r>
+        <w:rPr>
+          <w:lang w:val="en-US"/>
+        </w:rPr>
+        <w:t>modelom</w:t>
+      </w:r>
+      <w:proofErr w:type="spellEnd"/>
+      <w:r>
+        <w:rPr>
+          <w:lang w:val="en-US"/>
+        </w:rPr>
+        <w:t xml:space="preserve"> </w:t>
+      </w:r>
+      <w:proofErr w:type="spellStart"/>
+      <w:r>
+        <w:rPr>
+          <w:lang w:val="en-US"/>
+        </w:rPr>
+        <w:t>te</w:t>
+      </w:r>
+      <w:proofErr w:type="spellEnd"/>
+      <w:r>
+        <w:rPr>
+          <w:lang w:val="en-US"/>
+        </w:rPr>
+        <w:t xml:space="preserve"> s </w:t>
+      </w:r>
+      <w:proofErr w:type="spellStart"/>
+      <w:r>
+        <w:rPr>
+          <w:lang w:val="en-US"/>
+        </w:rPr>
+        <w:t>CodeFirst</w:t>
+      </w:r>
+      <w:proofErr w:type="spellEnd"/>
+      <w:r>
+        <w:rPr>
+          <w:lang w:val="en-US"/>
+        </w:rPr>
+        <w:t xml:space="preserve"> </w:t>
+      </w:r>
+      <w:proofErr w:type="spellStart"/>
+      <w:r>
+        <w:rPr>
+          <w:lang w:val="en-US"/>
+        </w:rPr>
+        <w:t>metodom</w:t>
+      </w:r>
+      <w:proofErr w:type="spellEnd"/>
+      <w:r>
+        <w:rPr>
+          <w:lang w:val="en-US"/>
+        </w:rPr>
+        <w:t>.</w:t>
+      </w:r>
+    </w:p>
+    <w:p>
+      <w:pPr>
+        <w:rPr>
+          <w:lang w:val="en-US"/>
+        </w:rPr>
+      </w:pPr>
+    </w:p>
+    <w:p>
+      <w:pPr>
+        <w:rPr>
+          <w:lang w:val="en-US"/>
+        </w:rPr>
+      </w:pPr>
+      <w:proofErr w:type="spellStart"/>
+      <w:r>
+        <w:rPr>
+          <w:lang w:val="en-US"/>
+        </w:rPr>
+        <w:t>Molim</w:t>
+      </w:r>
+      <w:proofErr w:type="spellEnd"/>
+      <w:r>
+        <w:rPr>
+          <w:lang w:val="en-US"/>
+        </w:rPr>
+        <w:t xml:space="preserve"> Vas da me </w:t>
+      </w:r>
+      <w:proofErr w:type="spellStart"/>
+      <w:r>
+        <w:rPr>
+          <w:lang w:val="en-US"/>
+        </w:rPr>
+        <w:t>kontaktirate</w:t>
+      </w:r>
+      <w:proofErr w:type="spellEnd"/>
+      <w:r>
+        <w:rPr>
+          <w:lang w:val="en-US"/>
+        </w:rPr>
+        <w:t xml:space="preserve"> za </w:t>
+      </w:r>
+      <w:proofErr w:type="spellStart"/>
+      <w:r>
+        <w:rPr>
+          <w:lang w:val="en-US"/>
+        </w:rPr>
+        <w:t>bilo</w:t>
+      </w:r>
+      <w:proofErr w:type="spellEnd"/>
+      <w:r>
+        <w:rPr>
+          <w:lang w:val="en-US"/>
+        </w:rPr>
+        <w:t xml:space="preserve"> </w:t>
+      </w:r>
+      <w:proofErr w:type="spellStart"/>
+      <w:r>
+        <w:rPr>
+          <w:lang w:val="en-US"/>
+        </w:rPr>
+        <w:t>kakva</w:t>
+      </w:r>
+      <w:proofErr w:type="spellEnd"/>
+      <w:r>
+        <w:rPr>
+          <w:lang w:val="en-US"/>
+        </w:rPr>
+        <w:t xml:space="preserve"> </w:t>
+      </w:r>
+      <w:proofErr w:type="spellStart"/>
+      <w:r>
+        <w:rPr>
+          <w:lang w:val="en-US"/>
+        </w:rPr>
+        <w:t>pitanja</w:t>
+      </w:r>
+      <w:proofErr w:type="spellEnd"/>
+      <w:r>
+        <w:rPr>
+          <w:lang w:val="en-US"/>
+        </w:rPr>
+        <w:t xml:space="preserve"> </w:t>
+      </w:r>
+      <w:proofErr w:type="spellStart"/>
+      <w:r>
+        <w:rPr>
+          <w:lang w:val="en-US"/>
+        </w:rPr>
+        <w:t>i</w:t>
+      </w:r>
+      <w:proofErr w:type="spellEnd"/>
+      <w:r>
+        <w:rPr>
+          <w:lang w:val="en-US"/>
+        </w:rPr>
+        <w:t xml:space="preserve"> </w:t>
+      </w:r>
+      <w:proofErr w:type="spellStart"/>
+      <w:r>
+        <w:rPr>
+          <w:lang w:val="en-US"/>
+        </w:rPr>
+        <w:t>nejasno</w:t>
+      </w:r>
+      <w:bookmarkStart w:id="3" w:name="_GoBack"/>
+      <w:bookmarkEnd w:id="3"/>
+      <w:r>
+        <w:rPr>
+          <w:lang w:val="en-US"/>
+        </w:rPr>
+        <w:t>če</w:t>
+      </w:r>
+      <w:proofErr w:type="spellEnd"/>
+      <w:r>
+        <w:rPr>
+          <w:lang w:val="en-US"/>
+        </w:rPr>
+        <w:t>.</w:t>
+      </w:r>
+    </w:p>
+    <w:p>
+      <w:pPr>
+        <w:rPr>
+          <w:lang w:val="en-US"/>
+        </w:rPr>
+      </w:pPr>
+    </w:p>
+    <w:p>
+      <w:pPr>
+        <w:rPr>
+          <w:lang w:val="en-US"/>
+        </w:rPr>
+      </w:pPr>
+      <w:proofErr w:type="spellStart"/>
+      <w:r>
+        <w:rPr>
+          <w:lang w:val="en-US"/>
+        </w:rPr>
+        <w:t>lp</w:t>
+      </w:r>
+      <w:proofErr w:type="spellEnd"/>
     </w:p>
     <w:sectPr>
       <w:pgSz w:w="11906" w:h="16838"/>
@@ -2167,7 +2911,7 @@
       </w:pPr>
     </w:pPrDefault>
   </w:docDefaults>
-  <w:latentStyles w:defLockedState="0" w:defUIPriority="99" w:defSemiHidden="0" w:defUnhideWhenUsed="0" w:defQFormat="0" w:count="375">
+  <w:latentStyles w:defLockedState="0" w:defUIPriority="99" w:defSemiHidden="0" w:defUnhideWhenUsed="0" w:defQFormat="0" w:count="377">
     <w:lsdException w:name="Normal" w:uiPriority="0" w:qFormat="1"/>
     <w:lsdException w:name="heading 1" w:uiPriority="9" w:qFormat="1"/>
     <w:lsdException w:name="heading 2" w:semiHidden="1" w:uiPriority="9" w:unhideWhenUsed="1" w:qFormat="1"/>
@@ -2273,7 +3017,6 @@
     <w:lsdException w:name="HTML Sample" w:semiHidden="1" w:unhideWhenUsed="1"/>
     <w:lsdException w:name="HTML Typewriter" w:semiHidden="1" w:unhideWhenUsed="1"/>
     <w:lsdException w:name="HTML Variable" w:semiHidden="1" w:unhideWhenUsed="1"/>
-    <w:lsdException w:name="Normal Table" w:semiHidden="1" w:unhideWhenUsed="1"/>
     <w:lsdException w:name="annotation subject" w:semiHidden="1" w:unhideWhenUsed="1"/>
     <w:lsdException w:name="No List" w:semiHidden="1" w:unhideWhenUsed="1"/>
     <w:lsdException w:name="Outline List 1" w:semiHidden="1" w:unhideWhenUsed="1"/>
@@ -2319,11 +3062,9 @@
     <w:lsdException w:name="Table Subtle 1" w:semiHidden="1" w:unhideWhenUsed="1"/>
     <w:lsdException w:name="Table Subtle 2" w:semiHidden="1" w:unhideWhenUsed="1"/>
     <w:lsdException w:name="Table Web 1" w:semiHidden="1" w:unhideWhenUsed="1"/>
-    <w:lsdException w:name="Table Web 2" w:semiHidden="1" w:unhideWhenUsed="1"/>
     <w:lsdException w:name="Table Web 3" w:semiHidden="1" w:unhideWhenUsed="1"/>
     <w:lsdException w:name="Balloon Text" w:semiHidden="1" w:unhideWhenUsed="1"/>
     <w:lsdException w:name="Table Grid" w:uiPriority="59"/>
-    <w:lsdException w:name="Table Theme" w:semiHidden="1" w:unhideWhenUsed="1"/>
     <w:lsdException w:name="Placeholder Text" w:semiHidden="1"/>
     <w:lsdException w:name="No Spacing" w:uiPriority="1" w:qFormat="1"/>
     <w:lsdException w:name="Light Shading" w:uiPriority="60"/>
@@ -2543,6 +3284,8 @@
     <w:lsdException w:name="Smart Hyperlink" w:semiHidden="1" w:unhideWhenUsed="1"/>
     <w:lsdException w:name="Hashtag" w:semiHidden="1" w:unhideWhenUsed="1"/>
     <w:lsdException w:name="Unresolved Mention" w:semiHidden="1" w:unhideWhenUsed="1"/>
+    <w:lsdException w:name="Smart Link" w:semiHidden="1" w:unhideWhenUsed="1"/>
+    <w:lsdException w:name="Smart Link Error" w:semiHidden="1" w:unhideWhenUsed="1"/>
   </w:latentStyles>
   <w:style w:type="paragraph" w:default="1" w:styleId="Normal">
     <w:name w:val="Normal"/>
@@ -3107,7 +3850,7 @@
 </file>
 
 <file path=customXml/itemProps1.xml><?xml version="1.0" encoding="utf-8"?>
-<ds:datastoreItem xmlns:ds="http://schemas.openxmlformats.org/officeDocument/2006/customXml" ds:itemID="{6E984E11-4F8E-4FC7-8D1D-0D08CBACF34D}">
+<ds:datastoreItem xmlns:ds="http://schemas.openxmlformats.org/officeDocument/2006/customXml" ds:itemID="{2FC43BBA-01A9-4E82-82D9-4E0C2476EB66}">
   <ds:schemaRefs>
     <ds:schemaRef ds:uri="http://schemas.openxmlformats.org/officeDocument/2006/bibliography"/>
   </ds:schemaRefs>

--- a/README.docx
+++ b/README.docx
@@ -399,10 +399,12 @@
         <w:pStyle w:val="Heading1"/>
       </w:pPr>
       <w:bookmarkStart w:id="0" w:name="_Toc533170798"/>
+      <w:proofErr w:type="spellStart"/>
       <w:r>
         <w:t>Requisites</w:t>
       </w:r>
       <w:bookmarkEnd w:id="0"/>
+      <w:proofErr w:type="spellEnd"/>
     </w:p>
     <w:p>
       <w:pPr>
@@ -714,6 +716,8 @@
         </w:rPr>
         <w:t>before sending the project.</w:t>
       </w:r>
+      <w:bookmarkStart w:id="1" w:name="_GoBack"/>
+      <w:bookmarkEnd w:id="1"/>
     </w:p>
     <w:p>
       <w:pPr>
@@ -722,14 +726,14 @@
           <w:lang w:val="en-US"/>
         </w:rPr>
       </w:pPr>
-      <w:bookmarkStart w:id="1" w:name="_Toc533170799"/>
+      <w:bookmarkStart w:id="2" w:name="_Toc533170799"/>
       <w:r>
         <w:rPr>
           <w:lang w:val="en-US"/>
         </w:rPr>
         <w:t>Use cases</w:t>
       </w:r>
-      <w:bookmarkEnd w:id="1"/>
+      <w:bookmarkEnd w:id="2"/>
     </w:p>
     <w:p>
       <w:pPr>
@@ -991,7 +995,7 @@
           <w:lang w:val="en-US"/>
         </w:rPr>
       </w:pPr>
-      <w:bookmarkStart w:id="2" w:name="_Toc533170800"/>
+      <w:bookmarkStart w:id="3" w:name="_Toc533170800"/>
       <w:r>
         <w:rPr>
           <w:lang w:val="en-US"/>
@@ -999,7 +1003,7 @@
         <w:lastRenderedPageBreak/>
         <w:t>Classes Definition</w:t>
       </w:r>
-      <w:bookmarkEnd w:id="2"/>
+      <w:bookmarkEnd w:id="3"/>
     </w:p>
     <w:p>
       <w:pPr>
@@ -1256,754 +1260,6 @@
           <w:lang w:val="en-US"/>
         </w:rPr>
       </w:pPr>
-    </w:p>
-    <w:p>
-      <w:pPr>
-        <w:pBdr>
-          <w:bottom w:val="single" w:sz="6" w:space="1" w:color="auto"/>
-        </w:pBdr>
-        <w:rPr>
-          <w:lang w:val="en-US"/>
-        </w:rPr>
-      </w:pPr>
-    </w:p>
-    <w:p>
-      <w:pPr>
-        <w:rPr>
-          <w:lang w:val="en-US"/>
-        </w:rPr>
-      </w:pPr>
-      <w:proofErr w:type="spellStart"/>
-      <w:r>
-        <w:rPr>
-          <w:lang w:val="en-US"/>
-        </w:rPr>
-        <w:t>Poštovani</w:t>
-      </w:r>
-      <w:proofErr w:type="spellEnd"/>
-      <w:r>
-        <w:rPr>
-          <w:lang w:val="en-US"/>
-        </w:rPr>
-        <w:t>,</w:t>
-      </w:r>
-    </w:p>
-    <w:p>
-      <w:pPr>
-        <w:rPr>
-          <w:lang w:val="en-US"/>
-        </w:rPr>
-      </w:pPr>
-    </w:p>
-    <w:p>
-      <w:pPr>
-        <w:rPr>
-          <w:lang w:val="en-US"/>
-        </w:rPr>
-      </w:pPr>
-      <w:proofErr w:type="spellStart"/>
-      <w:r>
-        <w:rPr>
-          <w:lang w:val="en-US"/>
-        </w:rPr>
-        <w:t>Dakle</w:t>
-      </w:r>
-      <w:proofErr w:type="spellEnd"/>
-      <w:r>
-        <w:rPr>
-          <w:lang w:val="en-US"/>
-        </w:rPr>
-        <w:t xml:space="preserve"> </w:t>
-      </w:r>
-      <w:proofErr w:type="spellStart"/>
-      <w:r>
-        <w:rPr>
-          <w:lang w:val="en-US"/>
-        </w:rPr>
-        <w:t>zadatak</w:t>
-      </w:r>
-      <w:proofErr w:type="spellEnd"/>
-      <w:r>
-        <w:rPr>
-          <w:lang w:val="en-US"/>
-        </w:rPr>
-        <w:t xml:space="preserve"> je </w:t>
-      </w:r>
-      <w:proofErr w:type="spellStart"/>
-      <w:r>
-        <w:rPr>
-          <w:lang w:val="en-US"/>
-        </w:rPr>
-        <w:t>napravljen</w:t>
-      </w:r>
-      <w:proofErr w:type="spellEnd"/>
-      <w:r>
-        <w:rPr>
-          <w:lang w:val="en-US"/>
-        </w:rPr>
-        <w:t xml:space="preserve"> u </w:t>
-      </w:r>
-      <w:proofErr w:type="spellStart"/>
-      <w:r>
-        <w:rPr>
-          <w:lang w:val="en-US"/>
-        </w:rPr>
-        <w:t>nekakvoj</w:t>
-      </w:r>
-      <w:proofErr w:type="spellEnd"/>
-      <w:r>
-        <w:rPr>
-          <w:lang w:val="en-US"/>
-        </w:rPr>
-        <w:t xml:space="preserve"> </w:t>
-      </w:r>
-      <w:proofErr w:type="spellStart"/>
-      <w:r>
-        <w:rPr>
-          <w:lang w:val="en-US"/>
-        </w:rPr>
-        <w:t>žurbi</w:t>
-      </w:r>
-      <w:proofErr w:type="spellEnd"/>
-      <w:r>
-        <w:rPr>
-          <w:lang w:val="en-US"/>
-        </w:rPr>
-        <w:t xml:space="preserve"> s </w:t>
-      </w:r>
-      <w:proofErr w:type="spellStart"/>
-      <w:r>
-        <w:rPr>
-          <w:lang w:val="en-US"/>
-        </w:rPr>
-        <w:t>dosta</w:t>
-      </w:r>
-      <w:proofErr w:type="spellEnd"/>
-      <w:r>
-        <w:rPr>
-          <w:lang w:val="en-US"/>
-        </w:rPr>
-        <w:t xml:space="preserve"> </w:t>
-      </w:r>
-      <w:proofErr w:type="spellStart"/>
-      <w:r>
-        <w:rPr>
-          <w:lang w:val="en-US"/>
-        </w:rPr>
-        <w:t>probema</w:t>
-      </w:r>
-      <w:proofErr w:type="spellEnd"/>
-      <w:r>
-        <w:rPr>
-          <w:lang w:val="en-US"/>
-        </w:rPr>
-        <w:t xml:space="preserve"> o the way (last win update) </w:t>
-      </w:r>
-      <w:proofErr w:type="spellStart"/>
-      <w:r>
-        <w:rPr>
-          <w:lang w:val="en-US"/>
-        </w:rPr>
-        <w:t>tu</w:t>
-      </w:r>
-      <w:proofErr w:type="spellEnd"/>
-      <w:r>
-        <w:rPr>
-          <w:lang w:val="en-US"/>
-        </w:rPr>
-        <w:t xml:space="preserve"> mi se </w:t>
-      </w:r>
-      <w:proofErr w:type="spellStart"/>
-      <w:r>
-        <w:rPr>
-          <w:lang w:val="en-US"/>
-        </w:rPr>
-        <w:t>skršilo</w:t>
-      </w:r>
-      <w:proofErr w:type="spellEnd"/>
-      <w:r>
-        <w:rPr>
-          <w:lang w:val="en-US"/>
-        </w:rPr>
-        <w:t xml:space="preserve"> </w:t>
-      </w:r>
-      <w:proofErr w:type="spellStart"/>
-      <w:r>
-        <w:rPr>
-          <w:lang w:val="en-US"/>
-        </w:rPr>
-        <w:t>skoro</w:t>
-      </w:r>
-      <w:proofErr w:type="spellEnd"/>
-      <w:r>
-        <w:rPr>
-          <w:lang w:val="en-US"/>
-        </w:rPr>
-        <w:t xml:space="preserve"> </w:t>
-      </w:r>
-      <w:proofErr w:type="spellStart"/>
-      <w:r>
-        <w:rPr>
-          <w:lang w:val="en-US"/>
-        </w:rPr>
-        <w:t>sve</w:t>
-      </w:r>
-      <w:proofErr w:type="spellEnd"/>
-      <w:r>
-        <w:rPr>
-          <w:lang w:val="en-US"/>
-        </w:rPr>
-        <w:t>.</w:t>
-      </w:r>
-    </w:p>
-    <w:p>
-      <w:pPr>
-        <w:rPr>
-          <w:lang w:val="en-US"/>
-        </w:rPr>
-      </w:pPr>
-      <w:proofErr w:type="spellStart"/>
-      <w:r>
-        <w:rPr>
-          <w:lang w:val="en-US"/>
-        </w:rPr>
-        <w:t>Dakle</w:t>
-      </w:r>
-      <w:proofErr w:type="spellEnd"/>
-      <w:r>
-        <w:rPr>
-          <w:lang w:val="en-US"/>
-        </w:rPr>
-        <w:t xml:space="preserve"> </w:t>
-      </w:r>
-      <w:proofErr w:type="spellStart"/>
-      <w:r>
-        <w:rPr>
-          <w:lang w:val="en-US"/>
-        </w:rPr>
-        <w:t>prvi</w:t>
-      </w:r>
-      <w:proofErr w:type="spellEnd"/>
-      <w:r>
-        <w:rPr>
-          <w:lang w:val="en-US"/>
-        </w:rPr>
-        <w:t xml:space="preserve"> </w:t>
-      </w:r>
-      <w:proofErr w:type="spellStart"/>
-      <w:r>
-        <w:rPr>
-          <w:lang w:val="en-US"/>
-        </w:rPr>
-        <w:t>dio</w:t>
-      </w:r>
-      <w:proofErr w:type="spellEnd"/>
-      <w:r>
-        <w:rPr>
-          <w:lang w:val="en-US"/>
-        </w:rPr>
-        <w:t xml:space="preserve"> </w:t>
-      </w:r>
-      <w:proofErr w:type="spellStart"/>
-      <w:proofErr w:type="gramStart"/>
-      <w:r>
-        <w:rPr>
-          <w:lang w:val="en-US"/>
-        </w:rPr>
-        <w:t>koda</w:t>
-      </w:r>
-      <w:proofErr w:type="spellEnd"/>
-      <w:r>
-        <w:rPr>
-          <w:lang w:val="en-US"/>
-        </w:rPr>
-        <w:t xml:space="preserve"> :</w:t>
-      </w:r>
-      <w:proofErr w:type="gramEnd"/>
-      <w:r>
-        <w:rPr>
-          <w:lang w:val="en-US"/>
-        </w:rPr>
-        <w:t xml:space="preserve"> u </w:t>
-      </w:r>
-      <w:proofErr w:type="spellStart"/>
-      <w:r>
-        <w:rPr>
-          <w:lang w:val="en-US"/>
-        </w:rPr>
-        <w:t>meniju</w:t>
-      </w:r>
-      <w:proofErr w:type="spellEnd"/>
-      <w:r>
-        <w:rPr>
-          <w:lang w:val="en-US"/>
-        </w:rPr>
-        <w:t xml:space="preserve"> Products I Catalog </w:t>
-      </w:r>
-      <w:proofErr w:type="spellStart"/>
-      <w:r>
-        <w:rPr>
-          <w:lang w:val="en-US"/>
-        </w:rPr>
-        <w:t>su</w:t>
-      </w:r>
-      <w:proofErr w:type="spellEnd"/>
-      <w:r>
-        <w:rPr>
-          <w:lang w:val="en-US"/>
-        </w:rPr>
-        <w:t xml:space="preserve"> </w:t>
-      </w:r>
-      <w:proofErr w:type="spellStart"/>
-      <w:r>
-        <w:rPr>
-          <w:lang w:val="en-US"/>
-        </w:rPr>
-        <w:t>napravljeni</w:t>
-      </w:r>
-      <w:proofErr w:type="spellEnd"/>
-      <w:r>
-        <w:rPr>
-          <w:lang w:val="en-US"/>
-        </w:rPr>
-        <w:t xml:space="preserve"> da se </w:t>
-      </w:r>
-      <w:proofErr w:type="spellStart"/>
-      <w:r>
-        <w:rPr>
-          <w:lang w:val="en-US"/>
-        </w:rPr>
-        <w:t>pregledava</w:t>
-      </w:r>
-      <w:proofErr w:type="spellEnd"/>
-      <w:r>
-        <w:rPr>
-          <w:lang w:val="en-US"/>
-        </w:rPr>
-        <w:t xml:space="preserve"> </w:t>
-      </w:r>
-      <w:proofErr w:type="spellStart"/>
-      <w:r>
-        <w:rPr>
-          <w:lang w:val="en-US"/>
-        </w:rPr>
-        <w:t>samo</w:t>
-      </w:r>
-      <w:proofErr w:type="spellEnd"/>
-      <w:r>
-        <w:rPr>
-          <w:lang w:val="en-US"/>
-        </w:rPr>
-        <w:t xml:space="preserve"> Products po </w:t>
-      </w:r>
-      <w:proofErr w:type="spellStart"/>
-      <w:r>
-        <w:rPr>
-          <w:lang w:val="en-US"/>
-        </w:rPr>
-        <w:t>orginal</w:t>
-      </w:r>
-      <w:proofErr w:type="spellEnd"/>
-      <w:r>
-        <w:rPr>
-          <w:lang w:val="en-US"/>
-        </w:rPr>
-        <w:t xml:space="preserve"> </w:t>
-      </w:r>
-      <w:proofErr w:type="spellStart"/>
-      <w:r>
-        <w:rPr>
-          <w:lang w:val="en-US"/>
-        </w:rPr>
-        <w:t>Modelu</w:t>
-      </w:r>
-      <w:proofErr w:type="spellEnd"/>
-      <w:r>
-        <w:rPr>
-          <w:lang w:val="en-US"/>
-        </w:rPr>
-        <w:t xml:space="preserve"> bez </w:t>
-      </w:r>
-      <w:proofErr w:type="spellStart"/>
-      <w:r>
-        <w:rPr>
-          <w:lang w:val="en-US"/>
-        </w:rPr>
-        <w:t>modifikacija</w:t>
-      </w:r>
-      <w:proofErr w:type="spellEnd"/>
-      <w:r>
-        <w:rPr>
-          <w:lang w:val="en-US"/>
-        </w:rPr>
-        <w:t xml:space="preserve"> </w:t>
-      </w:r>
-      <w:proofErr w:type="spellStart"/>
-      <w:r>
-        <w:rPr>
-          <w:lang w:val="en-US"/>
-        </w:rPr>
-        <w:t>ali</w:t>
-      </w:r>
-      <w:proofErr w:type="spellEnd"/>
-      <w:r>
-        <w:rPr>
-          <w:lang w:val="en-US"/>
-        </w:rPr>
-        <w:t xml:space="preserve"> s par </w:t>
-      </w:r>
-      <w:proofErr w:type="spellStart"/>
-      <w:r>
-        <w:rPr>
-          <w:lang w:val="en-US"/>
-        </w:rPr>
-        <w:t>dodataka</w:t>
-      </w:r>
-      <w:proofErr w:type="spellEnd"/>
-      <w:r>
-        <w:rPr>
-          <w:lang w:val="en-US"/>
-        </w:rPr>
-        <w:t xml:space="preserve"> (paging, </w:t>
-      </w:r>
-      <w:proofErr w:type="spellStart"/>
-      <w:r>
-        <w:rPr>
-          <w:lang w:val="en-US"/>
-        </w:rPr>
-        <w:t>search,sort</w:t>
-      </w:r>
-      <w:proofErr w:type="spellEnd"/>
-      <w:r>
-        <w:rPr>
-          <w:lang w:val="en-US"/>
-        </w:rPr>
-        <w:t xml:space="preserve">), </w:t>
-      </w:r>
-      <w:proofErr w:type="spellStart"/>
-      <w:r>
-        <w:rPr>
-          <w:lang w:val="en-US"/>
-        </w:rPr>
-        <w:t>kasnije</w:t>
-      </w:r>
-      <w:proofErr w:type="spellEnd"/>
-      <w:r>
-        <w:rPr>
-          <w:lang w:val="en-US"/>
-        </w:rPr>
-        <w:t xml:space="preserve"> </w:t>
-      </w:r>
-      <w:proofErr w:type="spellStart"/>
-      <w:r>
-        <w:rPr>
-          <w:lang w:val="en-US"/>
-        </w:rPr>
-        <w:t>sam</w:t>
-      </w:r>
-      <w:proofErr w:type="spellEnd"/>
-      <w:r>
-        <w:rPr>
-          <w:lang w:val="en-US"/>
-        </w:rPr>
-        <w:t xml:space="preserve"> </w:t>
-      </w:r>
-      <w:proofErr w:type="spellStart"/>
-      <w:r>
-        <w:rPr>
-          <w:lang w:val="en-US"/>
-        </w:rPr>
-        <w:t>napravio</w:t>
-      </w:r>
-      <w:proofErr w:type="spellEnd"/>
-      <w:r>
-        <w:rPr>
-          <w:lang w:val="en-US"/>
-        </w:rPr>
-        <w:t xml:space="preserve"> </w:t>
-      </w:r>
-      <w:proofErr w:type="spellStart"/>
-      <w:r>
-        <w:rPr>
-          <w:lang w:val="en-US"/>
-        </w:rPr>
-        <w:t>Kako</w:t>
-      </w:r>
-      <w:proofErr w:type="spellEnd"/>
-      <w:r>
-        <w:rPr>
-          <w:lang w:val="en-US"/>
-        </w:rPr>
-        <w:t xml:space="preserve"> je </w:t>
-      </w:r>
-      <w:proofErr w:type="spellStart"/>
-      <w:r>
-        <w:rPr>
-          <w:lang w:val="en-US"/>
-        </w:rPr>
-        <w:t>traženo</w:t>
-      </w:r>
-      <w:proofErr w:type="spellEnd"/>
-      <w:r>
-        <w:rPr>
-          <w:lang w:val="en-US"/>
-        </w:rPr>
-        <w:t xml:space="preserve"> </w:t>
-      </w:r>
-      <w:proofErr w:type="spellStart"/>
-      <w:r>
-        <w:rPr>
-          <w:lang w:val="en-US"/>
-        </w:rPr>
-        <w:t>ali</w:t>
-      </w:r>
-      <w:proofErr w:type="spellEnd"/>
-      <w:r>
-        <w:rPr>
-          <w:lang w:val="en-US"/>
-        </w:rPr>
-        <w:t xml:space="preserve"> s </w:t>
-      </w:r>
-      <w:proofErr w:type="spellStart"/>
-      <w:r>
-        <w:rPr>
-          <w:lang w:val="en-US"/>
-        </w:rPr>
-        <w:t>svojom</w:t>
-      </w:r>
-      <w:proofErr w:type="spellEnd"/>
-      <w:r>
-        <w:rPr>
-          <w:lang w:val="en-US"/>
-        </w:rPr>
-        <w:t xml:space="preserve"> </w:t>
-      </w:r>
-      <w:proofErr w:type="spellStart"/>
-      <w:r>
-        <w:rPr>
-          <w:lang w:val="en-US"/>
-        </w:rPr>
-        <w:t>bazom</w:t>
-      </w:r>
-      <w:proofErr w:type="spellEnd"/>
-      <w:r>
-        <w:rPr>
-          <w:lang w:val="en-US"/>
-        </w:rPr>
-        <w:t xml:space="preserve"> I </w:t>
-      </w:r>
-      <w:proofErr w:type="spellStart"/>
-      <w:r>
-        <w:rPr>
-          <w:lang w:val="en-US"/>
-        </w:rPr>
-        <w:t>svojim</w:t>
-      </w:r>
-      <w:proofErr w:type="spellEnd"/>
-      <w:r>
-        <w:rPr>
-          <w:lang w:val="en-US"/>
-        </w:rPr>
-        <w:t xml:space="preserve"> </w:t>
-      </w:r>
-      <w:proofErr w:type="spellStart"/>
-      <w:r>
-        <w:rPr>
-          <w:lang w:val="en-US"/>
-        </w:rPr>
-        <w:t>modelom</w:t>
-      </w:r>
-      <w:proofErr w:type="spellEnd"/>
-      <w:r>
-        <w:rPr>
-          <w:lang w:val="en-US"/>
-        </w:rPr>
-        <w:t xml:space="preserve"> </w:t>
-      </w:r>
-      <w:proofErr w:type="spellStart"/>
-      <w:r>
-        <w:rPr>
-          <w:lang w:val="en-US"/>
-        </w:rPr>
-        <w:t>te</w:t>
-      </w:r>
-      <w:proofErr w:type="spellEnd"/>
-      <w:r>
-        <w:rPr>
-          <w:lang w:val="en-US"/>
-        </w:rPr>
-        <w:t xml:space="preserve"> s </w:t>
-      </w:r>
-      <w:proofErr w:type="spellStart"/>
-      <w:r>
-        <w:rPr>
-          <w:lang w:val="en-US"/>
-        </w:rPr>
-        <w:t>CodeFirst</w:t>
-      </w:r>
-      <w:proofErr w:type="spellEnd"/>
-      <w:r>
-        <w:rPr>
-          <w:lang w:val="en-US"/>
-        </w:rPr>
-        <w:t xml:space="preserve"> </w:t>
-      </w:r>
-      <w:proofErr w:type="spellStart"/>
-      <w:r>
-        <w:rPr>
-          <w:lang w:val="en-US"/>
-        </w:rPr>
-        <w:t>metodom</w:t>
-      </w:r>
-      <w:proofErr w:type="spellEnd"/>
-      <w:r>
-        <w:rPr>
-          <w:lang w:val="en-US"/>
-        </w:rPr>
-        <w:t>.</w:t>
-      </w:r>
-    </w:p>
-    <w:p>
-      <w:pPr>
-        <w:rPr>
-          <w:lang w:val="en-US"/>
-        </w:rPr>
-      </w:pPr>
-    </w:p>
-    <w:p>
-      <w:pPr>
-        <w:rPr>
-          <w:lang w:val="en-US"/>
-        </w:rPr>
-      </w:pPr>
-      <w:proofErr w:type="spellStart"/>
-      <w:r>
-        <w:rPr>
-          <w:lang w:val="en-US"/>
-        </w:rPr>
-        <w:t>Molim</w:t>
-      </w:r>
-      <w:proofErr w:type="spellEnd"/>
-      <w:r>
-        <w:rPr>
-          <w:lang w:val="en-US"/>
-        </w:rPr>
-        <w:t xml:space="preserve"> Vas da me </w:t>
-      </w:r>
-      <w:proofErr w:type="spellStart"/>
-      <w:r>
-        <w:rPr>
-          <w:lang w:val="en-US"/>
-        </w:rPr>
-        <w:t>kontaktirate</w:t>
-      </w:r>
-      <w:proofErr w:type="spellEnd"/>
-      <w:r>
-        <w:rPr>
-          <w:lang w:val="en-US"/>
-        </w:rPr>
-        <w:t xml:space="preserve"> za </w:t>
-      </w:r>
-      <w:proofErr w:type="spellStart"/>
-      <w:r>
-        <w:rPr>
-          <w:lang w:val="en-US"/>
-        </w:rPr>
-        <w:t>bilo</w:t>
-      </w:r>
-      <w:proofErr w:type="spellEnd"/>
-      <w:r>
-        <w:rPr>
-          <w:lang w:val="en-US"/>
-        </w:rPr>
-        <w:t xml:space="preserve"> </w:t>
-      </w:r>
-      <w:proofErr w:type="spellStart"/>
-      <w:r>
-        <w:rPr>
-          <w:lang w:val="en-US"/>
-        </w:rPr>
-        <w:t>kakva</w:t>
-      </w:r>
-      <w:proofErr w:type="spellEnd"/>
-      <w:r>
-        <w:rPr>
-          <w:lang w:val="en-US"/>
-        </w:rPr>
-        <w:t xml:space="preserve"> </w:t>
-      </w:r>
-      <w:proofErr w:type="spellStart"/>
-      <w:r>
-        <w:rPr>
-          <w:lang w:val="en-US"/>
-        </w:rPr>
-        <w:t>pitanja</w:t>
-      </w:r>
-      <w:proofErr w:type="spellEnd"/>
-      <w:r>
-        <w:rPr>
-          <w:lang w:val="en-US"/>
-        </w:rPr>
-        <w:t xml:space="preserve"> </w:t>
-      </w:r>
-      <w:proofErr w:type="spellStart"/>
-      <w:r>
-        <w:rPr>
-          <w:lang w:val="en-US"/>
-        </w:rPr>
-        <w:t>i</w:t>
-      </w:r>
-      <w:proofErr w:type="spellEnd"/>
-      <w:r>
-        <w:rPr>
-          <w:lang w:val="en-US"/>
-        </w:rPr>
-        <w:t xml:space="preserve"> </w:t>
-      </w:r>
-      <w:proofErr w:type="spellStart"/>
-      <w:r>
-        <w:rPr>
-          <w:lang w:val="en-US"/>
-        </w:rPr>
-        <w:t>nejasno</w:t>
-      </w:r>
-      <w:bookmarkStart w:id="3" w:name="_GoBack"/>
-      <w:bookmarkEnd w:id="3"/>
-      <w:r>
-        <w:rPr>
-          <w:lang w:val="en-US"/>
-        </w:rPr>
-        <w:t>če</w:t>
-      </w:r>
-      <w:proofErr w:type="spellEnd"/>
-      <w:r>
-        <w:rPr>
-          <w:lang w:val="en-US"/>
-        </w:rPr>
-        <w:t>.</w:t>
-      </w:r>
-    </w:p>
-    <w:p>
-      <w:pPr>
-        <w:rPr>
-          <w:lang w:val="en-US"/>
-        </w:rPr>
-      </w:pPr>
-    </w:p>
-    <w:p>
-      <w:pPr>
-        <w:rPr>
-          <w:lang w:val="en-US"/>
-        </w:rPr>
-      </w:pPr>
-      <w:proofErr w:type="spellStart"/>
-      <w:r>
-        <w:rPr>
-          <w:lang w:val="en-US"/>
-        </w:rPr>
-        <w:t>lp</w:t>
-      </w:r>
-      <w:proofErr w:type="spellEnd"/>
     </w:p>
     <w:sectPr>
       <w:pgSz w:w="11906" w:h="16838"/>
@@ -2911,7 +2167,7 @@
       </w:pPr>
     </w:pPrDefault>
   </w:docDefaults>
-  <w:latentStyles w:defLockedState="0" w:defUIPriority="99" w:defSemiHidden="0" w:defUnhideWhenUsed="0" w:defQFormat="0" w:count="377">
+  <w:latentStyles w:defLockedState="0" w:defUIPriority="99" w:defSemiHidden="0" w:defUnhideWhenUsed="0" w:defQFormat="0" w:count="375">
     <w:lsdException w:name="Normal" w:uiPriority="0" w:qFormat="1"/>
     <w:lsdException w:name="heading 1" w:uiPriority="9" w:qFormat="1"/>
     <w:lsdException w:name="heading 2" w:semiHidden="1" w:uiPriority="9" w:unhideWhenUsed="1" w:qFormat="1"/>
@@ -3017,6 +2273,7 @@
     <w:lsdException w:name="HTML Sample" w:semiHidden="1" w:unhideWhenUsed="1"/>
     <w:lsdException w:name="HTML Typewriter" w:semiHidden="1" w:unhideWhenUsed="1"/>
     <w:lsdException w:name="HTML Variable" w:semiHidden="1" w:unhideWhenUsed="1"/>
+    <w:lsdException w:name="Normal Table" w:semiHidden="1" w:unhideWhenUsed="1"/>
     <w:lsdException w:name="annotation subject" w:semiHidden="1" w:unhideWhenUsed="1"/>
     <w:lsdException w:name="No List" w:semiHidden="1" w:unhideWhenUsed="1"/>
     <w:lsdException w:name="Outline List 1" w:semiHidden="1" w:unhideWhenUsed="1"/>
@@ -3062,9 +2319,11 @@
     <w:lsdException w:name="Table Subtle 1" w:semiHidden="1" w:unhideWhenUsed="1"/>
     <w:lsdException w:name="Table Subtle 2" w:semiHidden="1" w:unhideWhenUsed="1"/>
     <w:lsdException w:name="Table Web 1" w:semiHidden="1" w:unhideWhenUsed="1"/>
+    <w:lsdException w:name="Table Web 2" w:semiHidden="1" w:unhideWhenUsed="1"/>
     <w:lsdException w:name="Table Web 3" w:semiHidden="1" w:unhideWhenUsed="1"/>
     <w:lsdException w:name="Balloon Text" w:semiHidden="1" w:unhideWhenUsed="1"/>
     <w:lsdException w:name="Table Grid" w:uiPriority="59"/>
+    <w:lsdException w:name="Table Theme" w:semiHidden="1" w:unhideWhenUsed="1"/>
     <w:lsdException w:name="Placeholder Text" w:semiHidden="1"/>
     <w:lsdException w:name="No Spacing" w:uiPriority="1" w:qFormat="1"/>
     <w:lsdException w:name="Light Shading" w:uiPriority="60"/>
@@ -3284,8 +2543,6 @@
     <w:lsdException w:name="Smart Hyperlink" w:semiHidden="1" w:unhideWhenUsed="1"/>
     <w:lsdException w:name="Hashtag" w:semiHidden="1" w:unhideWhenUsed="1"/>
     <w:lsdException w:name="Unresolved Mention" w:semiHidden="1" w:unhideWhenUsed="1"/>
-    <w:lsdException w:name="Smart Link" w:semiHidden="1" w:unhideWhenUsed="1"/>
-    <w:lsdException w:name="Smart Link Error" w:semiHidden="1" w:unhideWhenUsed="1"/>
   </w:latentStyles>
   <w:style w:type="paragraph" w:default="1" w:styleId="Normal">
     <w:name w:val="Normal"/>
@@ -3850,7 +3107,7 @@
 </file>
 
 <file path=customXml/itemProps1.xml><?xml version="1.0" encoding="utf-8"?>
-<ds:datastoreItem xmlns:ds="http://schemas.openxmlformats.org/officeDocument/2006/customXml" ds:itemID="{2FC43BBA-01A9-4E82-82D9-4E0C2476EB66}">
+<ds:datastoreItem xmlns:ds="http://schemas.openxmlformats.org/officeDocument/2006/customXml" ds:itemID="{6E984E11-4F8E-4FC7-8D1D-0D08CBACF34D}">
   <ds:schemaRefs>
     <ds:schemaRef ds:uri="http://schemas.openxmlformats.org/officeDocument/2006/bibliography"/>
   </ds:schemaRefs>
